--- a/reports/Assignment_Report.docx
+++ b/reports/Assignment_Report.docx
@@ -115,13 +115,23 @@
     </w:p>
     <w:p>
       <w:r>
-        <w:t>Local training, tracking, model reload, automated tests and HTTP serving have been executed. The repository contains a Dockerfile, GitHub Actions workflow, Minikube manifests and a monitoring stack. CI, container and cluster evidence must be added after executing them in the submission environment.</w:t>
+        <w:t>Local training, tracking, model reload, automated tests and HTTP serving have been executed. GitHub Actions also passed training, tests, Docker image construction and the container HTTP smoke test. A separate GitHub runner also verified a temporary Minikube cluster, ingress predictions and live monitoring.</w:t>
       </w:r>
     </w:p>
     <w:p>
       <w:r>
-        <w:t>Code repository  https://github.com/2025ct05026/heartcare-mlops</w:t>
+        <w:t xml:space="preserve">Code repository  </w:t>
       </w:r>
+      <w:hyperlink r:id="rId11">
+        <w:r>
+          <w:rPr>
+            <w:color w:val="000000"/>
+            <w:u w:val="single"/>
+          </w:rPr>
+          <w:t>https://github.com/2025ct05026/heartcare-mlops</w:t>
+        </w:r>
+      </w:hyperlink>
+      <w:r/>
     </w:p>
     <w:p>
       <w:pPr>
@@ -489,7 +499,9 @@
         </w:tc>
       </w:tr>
     </w:tbl>
-    <w:p/>
+    <w:p>
+      <w:r/>
+    </w:p>
     <w:p>
       <w:pPr>
         <w:spacing w:after="40"/>
@@ -511,7 +523,7 @@
                     <pic:cNvPicPr/>
                   </pic:nvPicPr>
                   <pic:blipFill>
-                    <a:blip r:embed="rId11"/>
+                    <a:blip r:embed="rId12"/>
                     <a:stretch>
                       <a:fillRect/>
                     </a:stretch>
@@ -563,7 +575,7 @@
                     <pic:cNvPicPr/>
                   </pic:nvPicPr>
                   <pic:blipFill>
-                    <a:blip r:embed="rId12"/>
+                    <a:blip r:embed="rId13"/>
                     <a:stretch>
                       <a:fillRect/>
                     </a:stretch>
@@ -1209,7 +1221,9 @@
         </w:tc>
       </w:tr>
     </w:tbl>
-    <w:p/>
+    <w:p>
+      <w:r/>
+    </w:p>
     <w:p>
       <w:pPr>
         <w:spacing w:after="40"/>
@@ -1231,7 +1245,7 @@
                     <pic:cNvPicPr/>
                   </pic:nvPicPr>
                   <pic:blipFill>
-                    <a:blip r:embed="rId13"/>
+                    <a:blip r:embed="rId14"/>
                     <a:stretch>
                       <a:fillRect/>
                     </a:stretch>
@@ -2425,7 +2439,9 @@
         </w:tc>
       </w:tr>
     </w:tbl>
-    <w:p/>
+    <w:p>
+      <w:r/>
+    </w:p>
     <w:p>
       <w:pPr>
         <w:spacing w:after="40"/>
@@ -2447,7 +2463,7 @@
                     <pic:cNvPicPr/>
                   </pic:nvPicPr>
                   <pic:blipFill>
-                    <a:blip r:embed="rId14"/>
+                    <a:blip r:embed="rId15"/>
                     <a:stretch>
                       <a:fillRect/>
                     </a:stretch>
@@ -2849,7 +2865,9 @@
         </w:tc>
       </w:tr>
     </w:tbl>
-    <w:p/>
+    <w:p>
+      <w:r/>
+    </w:p>
     <w:p>
       <w:pPr>
         <w:spacing w:after="40"/>
@@ -2871,7 +2889,7 @@
                     <pic:cNvPicPr/>
                   </pic:nvPicPr>
                   <pic:blipFill>
-                    <a:blip r:embed="rId15"/>
+                    <a:blip r:embed="rId16"/>
                     <a:stretch>
                       <a:fillRect/>
                     </a:stretch>
@@ -3354,7 +3372,9 @@
         </w:tc>
       </w:tr>
     </w:tbl>
-    <w:p/>
+    <w:p>
+      <w:r/>
+    </w:p>
     <w:p>
       <w:r>
         <w:t>The tracking UI can be opened after training with the command below. The database and artifact paths are local; rerun training after relocating the project to regenerate valid local artifact paths.</w:t>
@@ -3373,7 +3393,19 @@
         <w:pStyle w:val="Code"/>
       </w:pPr>
       <w:r>
-        <w:t>Open http://127.0.0.1:5000 and select heartcare-cleveland</w:t>
+        <w:t xml:space="preserve">Open </w:t>
+      </w:r>
+      <w:hyperlink r:id="rId17">
+        <w:r>
+          <w:rPr>
+            <w:color w:val="000000"/>
+            <w:u w:val="single"/>
+          </w:rPr>
+          <w:t>http://127.0.0.1:5000</w:t>
+        </w:r>
+      </w:hyperlink>
+      <w:r>
+        <w:t xml:space="preserve"> and select heartcare-cleveland</w:t>
       </w:r>
     </w:p>
     <w:p>
@@ -3397,7 +3429,7 @@
                     <pic:cNvPicPr/>
                   </pic:nvPicPr>
                   <pic:blipFill>
-                    <a:blip r:embed="rId16"/>
+                    <a:blip r:embed="rId18"/>
                     <a:stretch>
                       <a:fillRect/>
                     </a:stretch>
@@ -3584,434 +3616,59 @@
     </w:p>
     <w:p>
       <w:r>
-        <w:t>GitHub Actions triggers on pushes and pull requests. It installs pinned dependencies, lints the Python code, prepares data and EDA, trains all candidates, runs Pytest, builds the image and exercises a real container over HTTP. Nonzero lint, training, test or smoke exits fail the job. Logs and experiment artifacts are uploaded even if an earlier step fails [4].</w:t>
-      </w:r>
-    </w:p>
-    <w:tbl>
-      <w:tblPr>
-        <w:tblW w:type="auto" w:w="0"/>
-        <w:jc w:val="center"/>
-        <w:tblLayout w:type="fixed"/>
-        <w:tblLook w:firstColumn="1" w:firstRow="1" w:lastColumn="0" w:lastRow="0" w:noHBand="0" w:noVBand="1" w:val="04A0"/>
-      </w:tblPr>
-      <w:tblGrid>
-        <w:gridCol w:w="3744"/>
-        <w:gridCol w:w="5472"/>
-      </w:tblGrid>
-      <w:tr>
-        <w:trPr>
-          <w:tblHeader/>
-          <w:cantSplit/>
-        </w:trPr>
-        <w:tc>
-          <w:tcPr>
-            <w:tcW w:type="dxa" w:w="3744"/>
-            <w:vAlign w:val="center"/>
-            <w:shd w:fill="24475B"/>
-            <w:tcMar>
-              <w:top w:w="80" w:type="dxa"/>
-              <w:left w:w="80" w:type="dxa"/>
-              <w:bottom w:w="80" w:type="dxa"/>
-              <w:right w:w="80" w:type="dxa"/>
-            </w:tcMar>
-            <w:tcBorders>
-              <w:top w:val="single" w:sz="4" w:color="D9D9D9"/>
-              <w:left w:val="single" w:sz="4" w:color="D9D9D9"/>
-              <w:bottom w:val="single" w:sz="4" w:color="D9D9D9"/>
-              <w:right w:val="single" w:sz="4" w:color="D9D9D9"/>
-            </w:tcBorders>
-          </w:tcPr>
-          <w:p>
-            <w:pPr>
-              <w:spacing w:after="20" w:line="240" w:lineRule="auto"/>
-            </w:pPr>
-            <w:r>
-              <w:rPr>
-                <w:b/>
-                <w:color w:val="FFFFFF"/>
-                <w:sz w:val="18"/>
-              </w:rPr>
-              <w:t>Verification</w:t>
-            </w:r>
-          </w:p>
-        </w:tc>
-        <w:tc>
-          <w:tcPr>
-            <w:tcW w:type="dxa" w:w="5472"/>
-            <w:vAlign w:val="center"/>
-            <w:shd w:fill="24475B"/>
-            <w:tcMar>
-              <w:top w:w="80" w:type="dxa"/>
-              <w:left w:w="80" w:type="dxa"/>
-              <w:bottom w:w="80" w:type="dxa"/>
-              <w:right w:w="80" w:type="dxa"/>
-            </w:tcMar>
-            <w:tcBorders>
-              <w:top w:val="single" w:sz="4" w:color="D9D9D9"/>
-              <w:left w:val="single" w:sz="4" w:color="D9D9D9"/>
-              <w:bottom w:val="single" w:sz="4" w:color="D9D9D9"/>
-              <w:right w:val="single" w:sz="4" w:color="D9D9D9"/>
-            </w:tcBorders>
-          </w:tcPr>
-          <w:p>
-            <w:pPr>
-              <w:spacing w:after="20" w:line="240" w:lineRule="auto"/>
-              <w:jc w:val="center"/>
-            </w:pPr>
-            <w:r>
-              <w:rPr>
-                <w:b/>
-                <w:color w:val="FFFFFF"/>
-                <w:sz w:val="18"/>
-              </w:rPr>
-              <w:t>Local outcome</w:t>
-            </w:r>
-          </w:p>
-        </w:tc>
-      </w:tr>
-      <w:tr>
-        <w:trPr>
-          <w:cantSplit/>
-        </w:trPr>
-        <w:tc>
-          <w:tcPr>
-            <w:tcW w:type="dxa" w:w="3744"/>
-            <w:vAlign w:val="center"/>
-            <w:shd w:fill="F2F5F7"/>
-            <w:tcMar>
-              <w:top w:w="80" w:type="dxa"/>
-              <w:left w:w="80" w:type="dxa"/>
-              <w:bottom w:w="80" w:type="dxa"/>
-              <w:right w:w="80" w:type="dxa"/>
-            </w:tcMar>
-            <w:tcBorders>
-              <w:top w:val="single" w:sz="4" w:color="D9D9D9"/>
-              <w:left w:val="single" w:sz="4" w:color="D9D9D9"/>
-              <w:bottom w:val="single" w:sz="4" w:color="D9D9D9"/>
-              <w:right w:val="single" w:sz="4" w:color="D9D9D9"/>
-            </w:tcBorders>
-          </w:tcPr>
-          <w:p>
-            <w:pPr>
-              <w:spacing w:after="20" w:line="240" w:lineRule="auto"/>
-            </w:pPr>
-            <w:r>
-              <w:rPr>
-                <w:sz w:val="18"/>
-              </w:rPr>
-              <w:t>Lint</w:t>
-            </w:r>
-          </w:p>
-        </w:tc>
-        <w:tc>
-          <w:tcPr>
-            <w:tcW w:type="dxa" w:w="5472"/>
-            <w:vAlign w:val="center"/>
-            <w:shd w:fill="F2F5F7"/>
-            <w:tcMar>
-              <w:top w:w="80" w:type="dxa"/>
-              <w:left w:w="80" w:type="dxa"/>
-              <w:bottom w:w="80" w:type="dxa"/>
-              <w:right w:w="80" w:type="dxa"/>
-            </w:tcMar>
-            <w:tcBorders>
-              <w:top w:val="single" w:sz="4" w:color="D9D9D9"/>
-              <w:left w:val="single" w:sz="4" w:color="D9D9D9"/>
-              <w:bottom w:val="single" w:sz="4" w:color="D9D9D9"/>
-              <w:right w:val="single" w:sz="4" w:color="D9D9D9"/>
-            </w:tcBorders>
-          </w:tcPr>
-          <w:p>
-            <w:pPr>
-              <w:spacing w:after="20" w:line="240" w:lineRule="auto"/>
-              <w:jc w:val="center"/>
-            </w:pPr>
-            <w:r>
-              <w:rPr>
-                <w:sz w:val="18"/>
-              </w:rPr>
-              <w:t>Passed</w:t>
-            </w:r>
-          </w:p>
-        </w:tc>
-      </w:tr>
-      <w:tr>
-        <w:trPr>
-          <w:cantSplit/>
-        </w:trPr>
-        <w:tc>
-          <w:tcPr>
-            <w:tcW w:type="dxa" w:w="3744"/>
-            <w:vAlign w:val="center"/>
-            <w:shd w:fill="FFFFFF"/>
-            <w:tcMar>
-              <w:top w:w="80" w:type="dxa"/>
-              <w:left w:w="80" w:type="dxa"/>
-              <w:bottom w:w="80" w:type="dxa"/>
-              <w:right w:w="80" w:type="dxa"/>
-            </w:tcMar>
-            <w:tcBorders>
-              <w:top w:val="single" w:sz="4" w:color="D9D9D9"/>
-              <w:left w:val="single" w:sz="4" w:color="D9D9D9"/>
-              <w:bottom w:val="single" w:sz="4" w:color="D9D9D9"/>
-              <w:right w:val="single" w:sz="4" w:color="D9D9D9"/>
-            </w:tcBorders>
-          </w:tcPr>
-          <w:p>
-            <w:pPr>
-              <w:spacing w:after="20" w:line="240" w:lineRule="auto"/>
-            </w:pPr>
-            <w:r>
-              <w:rPr>
-                <w:sz w:val="18"/>
-              </w:rPr>
-              <w:t>Pytest</w:t>
-            </w:r>
-          </w:p>
-        </w:tc>
-        <w:tc>
-          <w:tcPr>
-            <w:tcW w:type="dxa" w:w="5472"/>
-            <w:vAlign w:val="center"/>
-            <w:shd w:fill="FFFFFF"/>
-            <w:tcMar>
-              <w:top w:w="80" w:type="dxa"/>
-              <w:left w:w="80" w:type="dxa"/>
-              <w:bottom w:w="80" w:type="dxa"/>
-              <w:right w:w="80" w:type="dxa"/>
-            </w:tcMar>
-            <w:tcBorders>
-              <w:top w:val="single" w:sz="4" w:color="D9D9D9"/>
-              <w:left w:val="single" w:sz="4" w:color="D9D9D9"/>
-              <w:bottom w:val="single" w:sz="4" w:color="D9D9D9"/>
-              <w:right w:val="single" w:sz="4" w:color="D9D9D9"/>
-            </w:tcBorders>
-          </w:tcPr>
-          <w:p>
-            <w:pPr>
-              <w:spacing w:after="20" w:line="240" w:lineRule="auto"/>
-              <w:jc w:val="center"/>
-            </w:pPr>
-            <w:r>
-              <w:rPr>
-                <w:sz w:val="18"/>
-              </w:rPr>
-              <w:t>19 passed</w:t>
-            </w:r>
-          </w:p>
-        </w:tc>
-      </w:tr>
-      <w:tr>
-        <w:trPr>
-          <w:cantSplit/>
-        </w:trPr>
-        <w:tc>
-          <w:tcPr>
-            <w:tcW w:type="dxa" w:w="3744"/>
-            <w:vAlign w:val="center"/>
-            <w:shd w:fill="F2F5F7"/>
-            <w:tcMar>
-              <w:top w:w="80" w:type="dxa"/>
-              <w:left w:w="80" w:type="dxa"/>
-              <w:bottom w:w="80" w:type="dxa"/>
-              <w:right w:w="80" w:type="dxa"/>
-            </w:tcMar>
-            <w:tcBorders>
-              <w:top w:val="single" w:sz="4" w:color="D9D9D9"/>
-              <w:left w:val="single" w:sz="4" w:color="D9D9D9"/>
-              <w:bottom w:val="single" w:sz="4" w:color="D9D9D9"/>
-              <w:right w:val="single" w:sz="4" w:color="D9D9D9"/>
-            </w:tcBorders>
-          </w:tcPr>
-          <w:p>
-            <w:pPr>
-              <w:spacing w:after="20" w:line="240" w:lineRule="auto"/>
-            </w:pPr>
-            <w:r>
-              <w:rPr>
-                <w:sz w:val="18"/>
-              </w:rPr>
-              <w:t>Training and MLflow</w:t>
-            </w:r>
-          </w:p>
-        </w:tc>
-        <w:tc>
-          <w:tcPr>
-            <w:tcW w:type="dxa" w:w="5472"/>
-            <w:vAlign w:val="center"/>
-            <w:shd w:fill="F2F5F7"/>
-            <w:tcMar>
-              <w:top w:w="80" w:type="dxa"/>
-              <w:left w:w="80" w:type="dxa"/>
-              <w:bottom w:w="80" w:type="dxa"/>
-              <w:right w:w="80" w:type="dxa"/>
-            </w:tcMar>
-            <w:tcBorders>
-              <w:top w:val="single" w:sz="4" w:color="D9D9D9"/>
-              <w:left w:val="single" w:sz="4" w:color="D9D9D9"/>
-              <w:bottom w:val="single" w:sz="4" w:color="D9D9D9"/>
-              <w:right w:val="single" w:sz="4" w:color="D9D9D9"/>
-            </w:tcBorders>
-          </w:tcPr>
-          <w:p>
-            <w:pPr>
-              <w:spacing w:after="20" w:line="240" w:lineRule="auto"/>
-              <w:jc w:val="center"/>
-            </w:pPr>
-            <w:r>
-              <w:rPr>
-                <w:sz w:val="18"/>
-              </w:rPr>
-              <w:t>Six runs completed</w:t>
-            </w:r>
-          </w:p>
-        </w:tc>
-      </w:tr>
-      <w:tr>
-        <w:trPr>
-          <w:cantSplit/>
-        </w:trPr>
-        <w:tc>
-          <w:tcPr>
-            <w:tcW w:type="dxa" w:w="3744"/>
-            <w:vAlign w:val="center"/>
-            <w:shd w:fill="FFFFFF"/>
-            <w:tcMar>
-              <w:top w:w="80" w:type="dxa"/>
-              <w:left w:w="80" w:type="dxa"/>
-              <w:bottom w:w="80" w:type="dxa"/>
-              <w:right w:w="80" w:type="dxa"/>
-            </w:tcMar>
-            <w:tcBorders>
-              <w:top w:val="single" w:sz="4" w:color="D9D9D9"/>
-              <w:left w:val="single" w:sz="4" w:color="D9D9D9"/>
-              <w:bottom w:val="single" w:sz="4" w:color="D9D9D9"/>
-              <w:right w:val="single" w:sz="4" w:color="D9D9D9"/>
-            </w:tcBorders>
-          </w:tcPr>
-          <w:p>
-            <w:pPr>
-              <w:spacing w:after="20" w:line="240" w:lineRule="auto"/>
-            </w:pPr>
-            <w:r>
-              <w:rPr>
-                <w:sz w:val="18"/>
-              </w:rPr>
-              <w:t>Real HTTP smoke</w:t>
-            </w:r>
-          </w:p>
-        </w:tc>
-        <w:tc>
-          <w:tcPr>
-            <w:tcW w:type="dxa" w:w="5472"/>
-            <w:vAlign w:val="center"/>
-            <w:shd w:fill="FFFFFF"/>
-            <w:tcMar>
-              <w:top w:w="80" w:type="dxa"/>
-              <w:left w:w="80" w:type="dxa"/>
-              <w:bottom w:w="80" w:type="dxa"/>
-              <w:right w:w="80" w:type="dxa"/>
-            </w:tcMar>
-            <w:tcBorders>
-              <w:top w:val="single" w:sz="4" w:color="D9D9D9"/>
-              <w:left w:val="single" w:sz="4" w:color="D9D9D9"/>
-              <w:bottom w:val="single" w:sz="4" w:color="D9D9D9"/>
-              <w:right w:val="single" w:sz="4" w:color="D9D9D9"/>
-            </w:tcBorders>
-          </w:tcPr>
-          <w:p>
-            <w:pPr>
-              <w:spacing w:after="20" w:line="240" w:lineRule="auto"/>
-              <w:jc w:val="center"/>
-            </w:pPr>
-            <w:r>
-              <w:rPr>
-                <w:sz w:val="18"/>
-              </w:rPr>
-              <w:t>Passed over localhost HTTP</w:t>
-            </w:r>
-          </w:p>
-        </w:tc>
-      </w:tr>
-      <w:tr>
-        <w:trPr>
-          <w:cantSplit/>
-        </w:trPr>
-        <w:tc>
-          <w:tcPr>
-            <w:tcW w:type="dxa" w:w="3744"/>
-            <w:vAlign w:val="center"/>
-            <w:shd w:fill="F2F5F7"/>
-            <w:tcMar>
-              <w:top w:w="80" w:type="dxa"/>
-              <w:left w:w="80" w:type="dxa"/>
-              <w:bottom w:w="80" w:type="dxa"/>
-              <w:right w:w="80" w:type="dxa"/>
-            </w:tcMar>
-            <w:tcBorders>
-              <w:top w:val="single" w:sz="4" w:color="D9D9D9"/>
-              <w:left w:val="single" w:sz="4" w:color="D9D9D9"/>
-              <w:bottom w:val="single" w:sz="4" w:color="D9D9D9"/>
-              <w:right w:val="single" w:sz="4" w:color="D9D9D9"/>
-            </w:tcBorders>
-          </w:tcPr>
-          <w:p>
-            <w:pPr>
-              <w:spacing w:after="20" w:line="240" w:lineRule="auto"/>
-            </w:pPr>
-            <w:r>
-              <w:rPr>
-                <w:sz w:val="18"/>
-              </w:rPr>
-              <w:t>Docker and GitHub Actions</w:t>
-            </w:r>
-          </w:p>
-        </w:tc>
-        <w:tc>
-          <w:tcPr>
-            <w:tcW w:type="dxa" w:w="5472"/>
-            <w:vAlign w:val="center"/>
-            <w:shd w:fill="F2F5F7"/>
-            <w:tcMar>
-              <w:top w:w="80" w:type="dxa"/>
-              <w:left w:w="80" w:type="dxa"/>
-              <w:bottom w:w="80" w:type="dxa"/>
-              <w:right w:w="80" w:type="dxa"/>
-            </w:tcMar>
-            <w:tcBorders>
-              <w:top w:val="single" w:sz="4" w:color="D9D9D9"/>
-              <w:left w:val="single" w:sz="4" w:color="D9D9D9"/>
-              <w:bottom w:val="single" w:sz="4" w:color="D9D9D9"/>
-              <w:right w:val="single" w:sz="4" w:color="D9D9D9"/>
-            </w:tcBorders>
-          </w:tcPr>
-          <w:p>
-            <w:pPr>
-              <w:spacing w:after="20" w:line="240" w:lineRule="auto"/>
-              <w:jc w:val="center"/>
-            </w:pPr>
-            <w:r>
-              <w:rPr>
-                <w:sz w:val="18"/>
-              </w:rPr>
-              <w:t>Execution evidence to be added</w:t>
-            </w:r>
-          </w:p>
-        </w:tc>
-      </w:tr>
-    </w:tbl>
-    <w:p/>
-    <w:p>
-      <w:r>
-        <w:t>Tests cover target mapping, missing label rejection, duplicates, schema, both model families, serialization consistency, training-only imputation, invalid API inputs, missing model failure and metrics. They check behavior rather than only mirroring code.</w:t>
+        <w:t>GitHub Actions installs pinned dependencies, lints the code, prepares data and EDA, trains six tracked candidates, runs 19 tests, builds a Docker image and exercises it over HTTP. The completed workflow passed every step. Actual build, smoke and test logs are saved under evidence.</w:t>
       </w:r>
     </w:p>
     <w:p>
       <w:pPr>
-        <w:pStyle w:val="Heading2"/>
+        <w:spacing w:after="40"/>
+        <w:jc w:val="center"/>
       </w:pPr>
       <w:r>
-        <w:t>Container execution</w:t>
+        <w:drawing>
+          <wp:inline xmlns:a="http://schemas.openxmlformats.org/drawingml/2006/main" xmlns:pic="http://schemas.openxmlformats.org/drawingml/2006/picture">
+            <wp:extent cx="5257800" cy="3724275"/>
+            <wp:docPr id="8" name="Picture 8" descr="Figure 8  Actual successful training, test and Docker workflow"/>
+            <wp:cNvGraphicFramePr>
+              <a:graphicFrameLocks noChangeAspect="1"/>
+            </wp:cNvGraphicFramePr>
+            <a:graphic>
+              <a:graphicData uri="http://schemas.openxmlformats.org/drawingml/2006/picture">
+                <pic:pic>
+                  <pic:nvPicPr>
+                    <pic:cNvPr id="0" name="github-actions.png"/>
+                    <pic:cNvPicPr/>
+                  </pic:nvPicPr>
+                  <pic:blipFill>
+                    <a:blip r:embed="rId19"/>
+                    <a:stretch>
+                      <a:fillRect/>
+                    </a:stretch>
+                  </pic:blipFill>
+                  <pic:spPr>
+                    <a:xfrm>
+                      <a:off x="0" y="0"/>
+                      <a:ext cx="5257800" cy="3724275"/>
+                    </a:xfrm>
+                    <a:prstGeom prst="rect"/>
+                  </pic:spPr>
+                </pic:pic>
+              </a:graphicData>
+            </a:graphic>
+          </wp:inline>
+        </w:drawing>
+      </w:r>
+    </w:p>
+    <w:p>
+      <w:pPr>
+        <w:spacing w:after="160"/>
+      </w:pPr>
+      <w:r>
+        <w:rPr>
+          <w:i/>
+          <w:sz w:val="18"/>
+        </w:rPr>
+        <w:t>Figure 8  Actual successful training, test and Docker workflow</w:t>
       </w:r>
     </w:p>
     <w:p>
@@ -4039,35 +3696,52 @@
       </w:r>
     </w:p>
     <w:p>
-      <w:pPr>
-        <w:pStyle w:val="Code"/>
-      </w:pPr>
       <w:r>
-        <w:t>docker inspect --format="{{.State.Health.Status}}" heartcare</w:t>
+        <w:t>The image uses Python 3.12 slim, runs as a nonroot user and serves the saved pipeline. A health check calls /health. CI uploads the tested image and experiment artifacts. Tests cover data validation, both model families, training-only imputation, serialization and API behavior.</w:t>
       </w:r>
     </w:p>
     <w:p>
       <w:r>
-        <w:t>The image uses Python 3.12 slim, runs as a nonroot user and contains the saved pipeline. A Docker health check calls /health. Training happens before image construction, making the served artifact explicit. CI exports the tested image as an artifact for local deployment.</w:t>
+        <w:t xml:space="preserve">Training and Docker run  </w:t>
       </w:r>
+      <w:hyperlink r:id="rId20">
+        <w:r>
+          <w:rPr>
+            <w:color w:val="000000"/>
+            <w:u w:val="single"/>
+          </w:rPr>
+          <w:t>https://github.com/2025ct05026/heartcare-mlops/actions/runs/39261525975</w:t>
+        </w:r>
+      </w:hyperlink>
+      <w:r/>
     </w:p>
     <w:p>
       <w:pPr>
         <w:pStyle w:val="Heading2"/>
       </w:pPr>
       <w:r>
-        <w:t>Evidence required before submission</w:t>
+        <w:t>Deployment automation</w:t>
       </w:r>
     </w:p>
     <w:p>
       <w:r>
-        <w:t>Replace this paragraph with your successful GitHub Actions workflow screenshot and Docker build plus healthy container screenshot. Save the originals as screenshots/github-actions.png and screenshots/docker-proof.png. These executions have not been verified in the current environment because Docker is unavailable and GitHub workflow execution is not yet verified.</w:t>
+        <w:t>A separate manual workflow, deployment-demo.yml, builds the submitted model image and starts Minikube on a GitHub Linux runner. It loads the image, applies k8s/api.yaml, waits for two ready replicas and checks /health, /predict, invalid input and /metrics through NGINX ingress. The workflow also runs a separate Compose monitoring stack and captures real browser evidence.</w:t>
       </w:r>
     </w:p>
     <w:p>
       <w:r>
-        <w:t>Delivery ends with a tested image artifact. Deployment to the laptop cluster is a documented manual step; a hosted GitHub runner cannot directly access the local Minikube cluster.</w:t>
+        <w:t xml:space="preserve">Deployment and monitoring run  </w:t>
       </w:r>
+      <w:hyperlink r:id="rId21">
+        <w:r>
+          <w:rPr>
+            <w:color w:val="000000"/>
+            <w:u w:val="single"/>
+          </w:rPr>
+          <w:t>https://github.com/2025ct05026/heartcare-mlops/actions/runs/39274915091</w:t>
+        </w:r>
+      </w:hyperlink>
+      <w:r/>
     </w:p>
     <w:p>
       <w:pPr>
@@ -4075,120 +3749,127 @@
         <w:pageBreakBefore/>
       </w:pPr>
       <w:r>
-        <w:t>8 Local deployment and service monitoring</w:t>
+        <w:t>8 Kubernetes deployment and monitoring</w:t>
       </w:r>
     </w:p>
     <w:p>
       <w:r>
-        <w:t>The deployment route uses Minikube with the Docker driver. The Kubernetes manifest defines two API replicas, a ClusterIP service and an NGINX Ingress. Requests reach the Ingress, then the service and a ready replica. Health probes remove unready containers from routing and restart unhealthy ones. CPU and memory requests and limits bound resource use [5].</w:t>
+        <w:t>The temporary Minikube cluster ran two ready API replicas behind a ClusterIP service and NGINX Ingress. Readiness and liveness probes, resource bounds and a nonroot read-only container are defined in k8s/api.yaml. Actual rollout, resource and HTTP logs are in evidence/kubernetes* and evidence/ingress-smoke.txt. The browser below reached the API through ingress.</w:t>
       </w:r>
     </w:p>
     <w:p>
       <w:pPr>
-        <w:pStyle w:val="Code"/>
+        <w:spacing w:after="40"/>
+        <w:jc w:val="center"/>
       </w:pPr>
       <w:r>
-        <w:t>minikube start --driver=docker</w:t>
+        <w:drawing>
+          <wp:inline xmlns:a="http://schemas.openxmlformats.org/drawingml/2006/main" xmlns:pic="http://schemas.openxmlformats.org/drawingml/2006/picture">
+            <wp:extent cx="5760720" cy="1803585"/>
+            <wp:docPr id="9" name="Picture 9" descr="Figure 9  Cropped view of the actual ingress URL and HTTP 200 prediction"/>
+            <wp:cNvGraphicFramePr>
+              <a:graphicFrameLocks noChangeAspect="1"/>
+            </wp:cNvGraphicFramePr>
+            <a:graphic>
+              <a:graphicData uri="http://schemas.openxmlformats.org/drawingml/2006/picture">
+                <pic:pic>
+                  <pic:nvPicPr>
+                    <pic:cNvPr id="0" name="ingress-prediction.png"/>
+                    <pic:cNvPicPr/>
+                  </pic:nvPicPr>
+                  <pic:blipFill>
+                    <a:blip r:embed="rId22"/>
+                    <a:srcRect t="30000" b="25800"/>
+                    <a:stretch>
+                      <a:fillRect/>
+                    </a:stretch>
+                  </pic:blipFill>
+                  <pic:spPr>
+                    <a:xfrm>
+                      <a:off x="0" y="0"/>
+                      <a:ext cx="5760720" cy="1803585"/>
+                    </a:xfrm>
+                    <a:prstGeom prst="rect"/>
+                  </pic:spPr>
+                </pic:pic>
+              </a:graphicData>
+            </a:graphic>
+          </wp:inline>
+        </w:drawing>
       </w:r>
     </w:p>
     <w:p>
       <w:pPr>
-        <w:pStyle w:val="Code"/>
+        <w:spacing w:after="160"/>
       </w:pPr>
       <w:r>
-        <w:t>minikube addons enable ingress</w:t>
+        <w:rPr>
+          <w:i/>
+          <w:sz w:val="18"/>
+        </w:rPr>
+        <w:t>Figure 9  Cropped view of the actual ingress URL and HTTP 200 prediction</w:t>
+      </w:r>
+    </w:p>
+    <w:p>
+      <w:r>
+        <w:t>A separate Compose API exposes request counters, latency histograms and prediction counts. Prometheus scraped it successfully. The traffic script produced 80 valid and 20 rejected requests; Grafana displays those measured service metrics. JSON request logs omit patient values.</w:t>
       </w:r>
     </w:p>
     <w:p>
       <w:pPr>
-        <w:pStyle w:val="Code"/>
+        <w:spacing w:after="40"/>
+        <w:jc w:val="center"/>
       </w:pPr>
       <w:r>
-        <w:t>minikube image load heartcare:1.0</w:t>
+        <w:drawing>
+          <wp:inline xmlns:a="http://schemas.openxmlformats.org/drawingml/2006/main" xmlns:pic="http://schemas.openxmlformats.org/drawingml/2006/picture">
+            <wp:extent cx="5760720" cy="4080510"/>
+            <wp:docPr id="10" name="Picture 10" descr="Figure 10  Actual Grafana dashboard after traffic in the Compose monitoring demo"/>
+            <wp:cNvGraphicFramePr>
+              <a:graphicFrameLocks noChangeAspect="1"/>
+            </wp:cNvGraphicFramePr>
+            <a:graphic>
+              <a:graphicData uri="http://schemas.openxmlformats.org/drawingml/2006/picture">
+                <pic:pic>
+                  <pic:nvPicPr>
+                    <pic:cNvPr id="0" name="grafana.png"/>
+                    <pic:cNvPicPr/>
+                  </pic:nvPicPr>
+                  <pic:blipFill>
+                    <a:blip r:embed="rId23"/>
+                    <a:stretch>
+                      <a:fillRect/>
+                    </a:stretch>
+                  </pic:blipFill>
+                  <pic:spPr>
+                    <a:xfrm>
+                      <a:off x="0" y="0"/>
+                      <a:ext cx="5760720" cy="4080510"/>
+                    </a:xfrm>
+                    <a:prstGeom prst="rect"/>
+                  </pic:spPr>
+                </pic:pic>
+              </a:graphicData>
+            </a:graphic>
+          </wp:inline>
+        </w:drawing>
       </w:r>
     </w:p>
     <w:p>
       <w:pPr>
-        <w:pStyle w:val="Code"/>
+        <w:spacing w:after="160"/>
       </w:pPr>
       <w:r>
-        <w:t>kubectl apply -f k8s/api.yaml</w:t>
-      </w:r>
-    </w:p>
-    <w:p>
-      <w:pPr>
-        <w:pStyle w:val="Code"/>
-      </w:pPr>
-      <w:r>
-        <w:t>kubectl rollout status deployment/heartcare --timeout=180s</w:t>
-      </w:r>
-    </w:p>
-    <w:p>
-      <w:pPr>
-        <w:pStyle w:val="Code"/>
-      </w:pPr>
-      <w:r>
-        <w:t>kubectl get pods,svc,ingress</w:t>
+        <w:rPr>
+          <w:i/>
+          <w:sz w:val="18"/>
+        </w:rPr>
+        <w:t>Figure 10  Actual Grafana dashboard after traffic in the Compose monitoring demo</w:t>
       </w:r>
     </w:p>
     <w:p>
       <w:r>
-        <w:t>Keep minikube tunnel running in an administrator terminal on Windows. For the Docker driver, set API_URL to http://127.0.0.1 and run the smoke script through ingress. A service port forward is useful for debugging, but ingress must also be verified. The README contains access and rollback instructions.</w:t>
-      </w:r>
-    </w:p>
-    <w:p>
-      <w:pPr>
-        <w:pStyle w:val="Heading2"/>
-      </w:pPr>
-      <w:r>
-        <w:t>Request logging and monitoring</w:t>
-      </w:r>
-    </w:p>
-    <w:p>
-      <w:r>
-        <w:t>The API logs route, method, HTTP status and duration as JSON without patient fields. Prometheus collects request counts, latency histograms and prediction counters. A separate Compose stack provisions Prometheus and a Grafana dashboard for a simple one-container monitoring demonstration. It does not claim to monitor accuracy or drift [6].</w:t>
-      </w:r>
-    </w:p>
-    <w:p>
-      <w:pPr>
-        <w:pStyle w:val="Code"/>
-      </w:pPr>
-      <w:r>
-        <w:t>$env:GRAFANA_PASSWORD = "choose-your-own-local-password"</w:t>
-      </w:r>
-    </w:p>
-    <w:p>
-      <w:pPr>
-        <w:pStyle w:val="Code"/>
-      </w:pPr>
-      <w:r>
-        <w:t>docker compose -f monitoring/compose.yaml up --build -d</w:t>
-      </w:r>
-    </w:p>
-    <w:p>
-      <w:pPr>
-        <w:pStyle w:val="Code"/>
-      </w:pPr>
-      <w:r>
-        <w:t>Open Grafana at http://127.0.0.1:3000 and generate API traffic</w:t>
-      </w:r>
-    </w:p>
-    <w:p>
-      <w:r>
-        <w:t>Dashboard panels show request rate, mean latency, invalid requests and prediction counts. The local /metrics endpoint has been exercised. Prometheus scraping and Grafana visualization still require Docker execution. With two Kubernetes replicas, counters belong to each process; the supplied Compose dashboard intentionally demonstrates one API process.</w:t>
-      </w:r>
-    </w:p>
-    <w:p>
-      <w:pPr>
-        <w:pStyle w:val="Heading2"/>
-      </w:pPr>
-      <w:r>
-        <w:t>Evidence required before submission</w:t>
-      </w:r>
-    </w:p>
-    <w:p>
-      <w:r>
-        <w:t>Replace this paragraph with two ready Kubernetes pods, the Ingress resource and a successful prediction through ingress. Add a Grafana screenshot after traffic and a Prometheus target UP capture. No cluster rollout or Grafana session is claimed until these commands have run.</w:t>
+        <w:t>The runner deletes the demo cluster and containers after capturing evidence. It provides no persistent public endpoint. To repeat locally, use the README Minikube and Compose commands; Windows ingress access uses minikube tunnel. Monitoring demonstrates one Compose API process, rather than aggregated Kubernetes replicas, model accuracy or drift.</w:t>
       </w:r>
     </w:p>
     <w:p>
@@ -4202,6 +3883,59 @@
     </w:p>
     <w:p>
       <w:pPr>
+        <w:spacing w:after="40"/>
+        <w:jc w:val="center"/>
+      </w:pPr>
+      <w:r>
+        <w:drawing>
+          <wp:inline xmlns:a="http://schemas.openxmlformats.org/drawingml/2006/main" xmlns:pic="http://schemas.openxmlformats.org/drawingml/2006/picture">
+            <wp:extent cx="5760720" cy="528066"/>
+            <wp:docPr id="11" name="Picture 11" descr="Figure 11  Actual Prometheus target API response confirms health up"/>
+            <wp:cNvGraphicFramePr>
+              <a:graphicFrameLocks noChangeAspect="1"/>
+            </wp:cNvGraphicFramePr>
+            <a:graphic>
+              <a:graphicData uri="http://schemas.openxmlformats.org/drawingml/2006/picture">
+                <pic:pic>
+                  <pic:nvPicPr>
+                    <pic:cNvPr id="0" name="prometheus.png"/>
+                    <pic:cNvPicPr/>
+                  </pic:nvPicPr>
+                  <pic:blipFill>
+                    <a:blip r:embed="rId24"/>
+                    <a:srcRect t="12000" b="0"/>
+                    <a:stretch>
+                      <a:fillRect/>
+                    </a:stretch>
+                  </pic:blipFill>
+                  <pic:spPr>
+                    <a:xfrm>
+                      <a:off x="0" y="0"/>
+                      <a:ext cx="5760720" cy="528066"/>
+                    </a:xfrm>
+                    <a:prstGeom prst="rect"/>
+                  </pic:spPr>
+                </pic:pic>
+              </a:graphicData>
+            </a:graphic>
+          </wp:inline>
+        </w:drawing>
+      </w:r>
+    </w:p>
+    <w:p>
+      <w:pPr>
+        <w:spacing w:after="160"/>
+      </w:pPr>
+      <w:r>
+        <w:rPr>
+          <w:i/>
+          <w:sz w:val="18"/>
+        </w:rPr>
+        <w:t>Figure 11  Actual Prometheus target API response confirms health up</w:t>
+      </w:r>
+    </w:p>
+    <w:p>
+      <w:pPr>
         <w:pStyle w:val="Heading2"/>
       </w:pPr>
       <w:r>
@@ -4210,12 +3944,12 @@
     </w:p>
     <w:p>
       <w:r>
-        <w:t>The project provides reproducible data processing, six tracked experiments, a reusable pipeline, tested API behavior and configurations for automated delivery and local deployment. The chosen logistic_2 has holdout accuracy 0.885 and ROC AUC 0.966. All numerical results in this report come from the saved local experiment outputs.</w:t>
+        <w:t>The project provides reproducible data processing, six tracked experiments, a reusable pipeline, tested API behavior and configurations for automated delivery and local deployment. The chosen logistic_2 has holdout accuracy 0.885 and ROC AUC 0.966. Model scores come from the saved local experiment outputs; deployment and monitoring evidence comes from the GitHub runner.</w:t>
       </w:r>
     </w:p>
     <w:p>
       <w:r>
-        <w:t>Before broader use, improvements would include independent validation, probability calibration, subgroup evaluation, authenticated serving, TLS, locked image digests, multi-replica monitoring and drift alerts. A small historical dataset and a local demonstration cannot establish production clinical readiness.</w:t>
+        <w:t>Future work includes external validation, calibration, subgroup evaluation, TLS, authentication, multi-replica monitoring and drift alerts. The historical dataset does not establish clinical readiness.</w:t>
       </w:r>
     </w:p>
     <w:p>
@@ -4223,12 +3957,12 @@
         <w:pStyle w:val="Heading2"/>
       </w:pPr>
       <w:r>
-        <w:t>Submission completion checks</w:t>
+        <w:t>Submission checks</w:t>
       </w:r>
     </w:p>
     <w:p>
       <w:r>
-        <w:t>The project repository URL is listed on page 1. Run CI, Docker, Minikube and the monitoring stack, then replace the evidence instructions on pages 8 and 9 with actual screenshots. Verify the report remains ten pages. Read the accompanying learning guide and follow course requirements for originality and disclosure of assistance.</w:t>
+        <w:t>The repository is public; training CI, Docker, ingress deployment and monitoring checks passed. The screenshots show actual disposable GitHub runner services. Read LEARN_THE_PROJECT.md, understand the experiment and follow course requirements for originality and disclosure. Submit this ten-page DOCX and the repository URL. Video recording is excluded as requested.</w:t>
       </w:r>
     </w:p>
     <w:p>
@@ -4244,7 +3978,21 @@
         <w:rPr>
           <w:sz w:val="18"/>
         </w:rPr>
-        <w:t>[1] Janosi A Steinbrunn W Pfisterer M and Detrano R. Heart Disease. UCI Machine Learning Repository 1989. DOI 10.24432/C52P4X. CC BY 4.0. https://archive.ics.uci.edu/dataset/45/heart+disease</w:t>
+        <w:t xml:space="preserve">[1] Janosi A Steinbrunn W Pfisterer M and Detrano R. Heart Disease. UCI Machine Learning Repository 1989. DOI 10.24432/C52P4X. CC BY 4.0. </w:t>
+      </w:r>
+      <w:hyperlink r:id="rId25">
+        <w:r>
+          <w:rPr>
+            <w:color w:val="000000"/>
+            <w:u w:val="single"/>
+          </w:rPr>
+          <w:t>https://archive.ics.uci.edu/dataset/45/heart+disease</w:t>
+        </w:r>
+      </w:hyperlink>
+      <w:r>
+        <w:rPr>
+          <w:sz w:val="18"/>
+        </w:rPr>
       </w:r>
     </w:p>
     <w:p>
@@ -4252,7 +4000,21 @@
         <w:rPr>
           <w:sz w:val="18"/>
         </w:rPr>
-        <w:t>[2] MLflow. ML Experiment Tracking. https://mlflow.org/docs/latest/ml/tracking/</w:t>
+        <w:t xml:space="preserve">[2] MLflow. ML Experiment Tracking. </w:t>
+      </w:r>
+      <w:hyperlink r:id="rId26">
+        <w:r>
+          <w:rPr>
+            <w:color w:val="000000"/>
+            <w:u w:val="single"/>
+          </w:rPr>
+          <w:t>https://mlflow.org/docs/latest/ml/tracking/</w:t>
+        </w:r>
+      </w:hyperlink>
+      <w:r>
+        <w:rPr>
+          <w:sz w:val="18"/>
+        </w:rPr>
       </w:r>
     </w:p>
     <w:p>
@@ -4260,7 +4022,21 @@
         <w:rPr>
           <w:sz w:val="18"/>
         </w:rPr>
-        <w:t>[3] FastAPI. Request Body. https://fastapi.tiangolo.com/tutorial/body/</w:t>
+        <w:t xml:space="preserve">[3] FastAPI. Request Body. </w:t>
+      </w:r>
+      <w:hyperlink r:id="rId27">
+        <w:r>
+          <w:rPr>
+            <w:color w:val="000000"/>
+            <w:u w:val="single"/>
+          </w:rPr>
+          <w:t>https://fastapi.tiangolo.com/tutorial/body/</w:t>
+        </w:r>
+      </w:hyperlink>
+      <w:r>
+        <w:rPr>
+          <w:sz w:val="18"/>
+        </w:rPr>
       </w:r>
     </w:p>
     <w:p>
@@ -4268,7 +4044,21 @@
         <w:rPr>
           <w:sz w:val="18"/>
         </w:rPr>
-        <w:t>[4] GitHub. GitHub Actions documentation. https://docs.github.com/en/actions</w:t>
+        <w:t xml:space="preserve">[4] GitHub. GitHub Actions documentation. </w:t>
+      </w:r>
+      <w:hyperlink r:id="rId28">
+        <w:r>
+          <w:rPr>
+            <w:color w:val="000000"/>
+            <w:u w:val="single"/>
+          </w:rPr>
+          <w:t>https://docs.github.com/en/actions</w:t>
+        </w:r>
+      </w:hyperlink>
+      <w:r>
+        <w:rPr>
+          <w:sz w:val="18"/>
+        </w:rPr>
       </w:r>
     </w:p>
     <w:p>
@@ -4276,7 +4066,21 @@
         <w:rPr>
           <w:sz w:val="18"/>
         </w:rPr>
-        <w:t>[5] Kubernetes. Set up Ingress on Minikube. https://kubernetes.io/docs/tasks/access-application-cluster/ingress-minikube/</w:t>
+        <w:t xml:space="preserve">[5] Kubernetes. Set up Ingress on Minikube. </w:t>
+      </w:r>
+      <w:hyperlink r:id="rId29">
+        <w:r>
+          <w:rPr>
+            <w:color w:val="000000"/>
+            <w:u w:val="single"/>
+          </w:rPr>
+          <w:t>https://kubernetes.io/docs/tasks/access-application-cluster/ingress-minikube/</w:t>
+        </w:r>
+      </w:hyperlink>
+      <w:r>
+        <w:rPr>
+          <w:sz w:val="18"/>
+        </w:rPr>
       </w:r>
     </w:p>
     <w:p>
@@ -4284,7 +4088,21 @@
         <w:rPr>
           <w:sz w:val="18"/>
         </w:rPr>
-        <w:t>[6] Prometheus Python client. https://prometheus.github.io/client_python/</w:t>
+        <w:t xml:space="preserve">[6] Prometheus Python client. </w:t>
+      </w:r>
+      <w:hyperlink r:id="rId30">
+        <w:r>
+          <w:rPr>
+            <w:color w:val="000000"/>
+            <w:u w:val="single"/>
+          </w:rPr>
+          <w:t>https://prometheus.github.io/client_python/</w:t>
+        </w:r>
+      </w:hyperlink>
+      <w:r>
+        <w:rPr>
+          <w:sz w:val="18"/>
+        </w:rPr>
       </w:r>
     </w:p>
     <w:p>
@@ -4292,7 +4110,21 @@
         <w:rPr>
           <w:sz w:val="18"/>
         </w:rPr>
-        <w:t>[7] scikit learn. Pipelines and composite estimators. https://scikit-learn.org/stable/modules/compose.html</w:t>
+        <w:t xml:space="preserve">[7] scikit learn. Pipelines and composite estimators. </w:t>
+      </w:r>
+      <w:hyperlink r:id="rId31">
+        <w:r>
+          <w:rPr>
+            <w:color w:val="000000"/>
+            <w:u w:val="single"/>
+          </w:rPr>
+          <w:t>https://scikit-learn.org/stable/modules/compose.html</w:t>
+        </w:r>
+      </w:hyperlink>
+      <w:r>
+        <w:rPr>
+          <w:sz w:val="18"/>
+        </w:rPr>
       </w:r>
     </w:p>
     <w:p>
